--- a/Baobei_5_Participant_Final_Evaluations_/Baobei_P01_Evaluation.docx
+++ b/Baobei_5_Participant_Final_Evaluations_/Baobei_P01_Evaluation.docx
@@ -150,6 +150,7 @@
       </w:tr>
       <w:tr>
         <w:trPr>
+          <w:trHeight w:val="200"/>
           <w:jc w:val="center"/>
         </w:trPr>
         <w:tc>
@@ -169,7 +170,7 @@
           </w:tcPr>
           <w:p>
             <w:r>
-              <w:t>Yes (example result)</w:t>
+              <w:t xml:space="preserve">Yes </w:t>
             </w:r>
           </w:p>
         </w:tc>
@@ -195,7 +196,7 @@
           </w:tcPr>
           <w:p>
             <w:r>
-              <w:t>Yes (example result)</w:t>
+              <w:t xml:space="preserve">Yes </w:t>
             </w:r>
           </w:p>
         </w:tc>
@@ -221,7 +222,7 @@
           </w:tcPr>
           <w:p>
             <w:r>
-              <w:t>Yes (confirm against actual session)</w:t>
+              <w:t xml:space="preserve">Yes </w:t>
             </w:r>
           </w:p>
         </w:tc>
